--- a/src/assets/Kavitha_UI_Developer.docx
+++ b/src/assets/Kavitha_UI_Developer.docx
@@ -61,6 +61,42 @@
             <w:pPr>
               <w:rPr>
                 <w:rFonts w:cstheme="majorHAnsi"/>
+                <w:b/>
+                <w:bCs/>
+                <w:noProof/>
+                <w:color w:val="365F91" w:themeColor="accent1" w:themeShade="BF"/>
+              </w:rPr>
+            </w:pPr>
+            <w:r>
+              <w:rPr>
+                <w:rFonts w:cstheme="majorHAnsi"/>
+                <w:b/>
+                <w:bCs/>
+                <w:noProof/>
+                <w:color w:val="365F91" w:themeColor="accent1" w:themeShade="BF"/>
+              </w:rPr>
+              <w:t>Link to Resume:</w:t>
+            </w:r>
+            <w:r>
+              <w:t xml:space="preserve"> </w:t>
+            </w:r>
+            <w:hyperlink r:id="rId6" w:tgtFrame="_blank" w:history="1">
+              <w:r>
+                <w:rPr>
+                  <w:rStyle w:val="Hyperlink"/>
+                  <w:rFonts w:cstheme="majorHAnsi"/>
+                  <w:b/>
+                  <w:bCs/>
+                  <w:noProof/>
+                </w:rPr>
+                <w:t>https://kavitha1246.github.io/resume/</w:t>
+              </w:r>
+            </w:hyperlink>
+          </w:p>
+          <w:p>
+            <w:pPr>
+              <w:rPr>
+                <w:rFonts w:cstheme="majorHAnsi"/>
                 <w:sz w:val="24"/>
                 <w:szCs w:val="24"/>
               </w:rPr>
@@ -73,7 +109,7 @@
               </w:rPr>
               <w:t xml:space="preserve">kavithapasula1246@gmail.com | (848) 209-7488 | Dayton, NJ | </w:t>
             </w:r>
-            <w:hyperlink r:id="rId6" w:history="1">
+            <w:hyperlink r:id="rId7" w:history="1">
               <w:r>
                 <w:rPr>
                   <w:rStyle w:val="Hyperlink"/>
@@ -129,7 +165,7 @@
                           </pic:cNvPicPr>
                         </pic:nvPicPr>
                         <pic:blipFill>
-                          <a:blip r:embed="rId7" cstate="print">
+                          <a:blip r:embed="rId8" cstate="print">
                             <a:extLst>
                               <a:ext uri="{28A0092B-C50C-407E-A947-70E740481C1C}">
                                 <a14:useLocalDpi xmlns:a14="http://schemas.microsoft.com/office/drawing/2010/main" val="0"/>
